--- a/Documentation/3MF Editor Build Instructions for VSCode.docx
+++ b/Documentation/3MF Editor Build Instructions for VSCode.docx
@@ -188,10 +188,7 @@
         <w:t>Run Without Debugging</w:t>
       </w:r>
       <w:r>
-        <w:t xml:space="preserve"> and </w:t>
-      </w:r>
-      <w:r>
-        <w:t>, select “Java” as debugger.</w:t>
+        <w:t xml:space="preserve"> and select “Java” as debugger.</w:t>
       </w:r>
       <w:r>
         <w:t xml:space="preserve"> It will execute the “3MF Edit and Test” tool.</w:t>
@@ -280,6 +277,9 @@
         <w:ind w:left="720"/>
       </w:pPr>
       <w:r>
+        <w:rPr>
+          <w:noProof/>
+        </w:rPr>
         <w:drawing>
           <wp:inline distT="0" distB="0" distL="0" distR="0" wp14:anchorId="54399C1A" wp14:editId="7DAEB5FE">
             <wp:extent cx="2314898" cy="3343742"/>
@@ -337,6 +337,9 @@
         <w:pStyle w:val="ListParagraph"/>
       </w:pPr>
       <w:r>
+        <w:rPr>
+          <w:noProof/>
+        </w:rPr>
         <w:drawing>
           <wp:inline distT="0" distB="0" distL="0" distR="0" wp14:anchorId="187CDBD2" wp14:editId="39FEA01B">
             <wp:extent cx="5943600" cy="1344295"/>
@@ -397,6 +400,9 @@
         <w:pStyle w:val="ListParagraph"/>
       </w:pPr>
       <w:r>
+        <w:rPr>
+          <w:noProof/>
+        </w:rPr>
         <w:lastRenderedPageBreak/>
         <w:drawing>
           <wp:inline distT="0" distB="0" distL="0" distR="0" wp14:anchorId="1ED37D84" wp14:editId="3D9203C5">

--- a/Documentation/3MF Editor Build Instructions for VSCode.docx
+++ b/Documentation/3MF Editor Build Instructions for VSCode.docx
@@ -4,40 +4,295 @@
   <w:body>
     <w:p>
       <w:pPr>
+        <w:jc w:val="center"/>
+        <w:rPr>
+          <w:b/>
+          <w:bCs/>
+          <w:sz w:val="72"/>
+          <w:szCs w:val="72"/>
+        </w:rPr>
+      </w:pPr>
+      <w:r>
+        <w:rPr>
+          <w:b/>
+          <w:bCs/>
+          <w:sz w:val="72"/>
+          <w:szCs w:val="72"/>
+        </w:rPr>
+        <w:t xml:space="preserve">3MF Editor Build Instructions for </w:t>
+      </w:r>
+      <w:proofErr w:type="spellStart"/>
+      <w:r>
+        <w:rPr>
+          <w:b/>
+          <w:bCs/>
+          <w:sz w:val="72"/>
+          <w:szCs w:val="72"/>
+        </w:rPr>
+        <w:t>VSCode</w:t>
+      </w:r>
+      <w:proofErr w:type="spellEnd"/>
+      <w:r>
+        <w:rPr>
+          <w:b/>
+          <w:bCs/>
+          <w:sz w:val="72"/>
+          <w:szCs w:val="72"/>
+        </w:rPr>
+        <w:t xml:space="preserve"> IDE</w:t>
+      </w:r>
+    </w:p>
+    <w:p>
+      <w:pPr>
+        <w:jc w:val="center"/>
+        <w:rPr>
+          <w:sz w:val="40"/>
+          <w:szCs w:val="40"/>
+        </w:rPr>
+      </w:pPr>
+      <w:r>
+        <w:rPr>
+          <w:sz w:val="40"/>
+          <w:szCs w:val="40"/>
+        </w:rPr>
+        <w:t xml:space="preserve">Version </w:t>
+      </w:r>
+      <w:r>
+        <w:rPr>
+          <w:sz w:val="40"/>
+          <w:szCs w:val="40"/>
+        </w:rPr>
+        <w:t>1.00</w:t>
+      </w:r>
+    </w:p>
+    <w:p>
+      <w:pPr>
+        <w:jc w:val="center"/>
+      </w:pPr>
+    </w:p>
+    <w:p>
+      <w:pPr>
+        <w:jc w:val="center"/>
+      </w:pPr>
+    </w:p>
+    <w:p>
+      <w:pPr>
+        <w:jc w:val="center"/>
+      </w:pPr>
+    </w:p>
+    <w:p>
+      <w:pPr>
+        <w:jc w:val="center"/>
+      </w:pPr>
+    </w:p>
+    <w:p>
+      <w:pPr>
+        <w:jc w:val="center"/>
+      </w:pPr>
+    </w:p>
+    <w:p>
+      <w:pPr>
+        <w:jc w:val="center"/>
+      </w:pPr>
+    </w:p>
+    <w:p>
+      <w:pPr>
+        <w:jc w:val="center"/>
+      </w:pPr>
+    </w:p>
+    <w:p>
+      <w:pPr>
+        <w:jc w:val="center"/>
+      </w:pPr>
+    </w:p>
+    <w:tbl>
+      <w:tblPr>
+        <w:tblStyle w:val="TableGrid"/>
+        <w:tblW w:w="0" w:type="auto"/>
+        <w:tblLook w:val="04A0" w:firstRow="1" w:lastRow="0" w:firstColumn="1" w:lastColumn="0" w:noHBand="0" w:noVBand="1"/>
+      </w:tblPr>
+      <w:tblGrid>
+        <w:gridCol w:w="1231"/>
+        <w:gridCol w:w="6143"/>
+        <w:gridCol w:w="1976"/>
+      </w:tblGrid>
+      <w:tr>
+        <w:tc>
+          <w:tcPr>
+            <w:tcW w:w="1231" w:type="dxa"/>
+          </w:tcPr>
+          <w:p>
+            <w:pPr>
+              <w:jc w:val="center"/>
+              <w:rPr>
+                <w:b/>
+                <w:bCs/>
+              </w:rPr>
+            </w:pPr>
+            <w:r>
+              <w:rPr>
+                <w:b/>
+                <w:bCs/>
+              </w:rPr>
+              <w:t>Version</w:t>
+            </w:r>
+          </w:p>
+        </w:tc>
+        <w:tc>
+          <w:tcPr>
+            <w:tcW w:w="6143" w:type="dxa"/>
+          </w:tcPr>
+          <w:p>
+            <w:pPr>
+              <w:jc w:val="center"/>
+              <w:rPr>
+                <w:b/>
+                <w:bCs/>
+              </w:rPr>
+            </w:pPr>
+            <w:r>
+              <w:rPr>
+                <w:b/>
+                <w:bCs/>
+              </w:rPr>
+              <w:t>Changes</w:t>
+            </w:r>
+          </w:p>
+        </w:tc>
+        <w:tc>
+          <w:tcPr>
+            <w:tcW w:w="1976" w:type="dxa"/>
+          </w:tcPr>
+          <w:p>
+            <w:pPr>
+              <w:jc w:val="center"/>
+              <w:rPr>
+                <w:b/>
+                <w:bCs/>
+              </w:rPr>
+            </w:pPr>
+            <w:r>
+              <w:rPr>
+                <w:b/>
+                <w:bCs/>
+              </w:rPr>
+              <w:t>Date/Editor</w:t>
+            </w:r>
+          </w:p>
+        </w:tc>
+      </w:tr>
+      <w:tr>
+        <w:tc>
+          <w:tcPr>
+            <w:tcW w:w="1231" w:type="dxa"/>
+          </w:tcPr>
+          <w:p>
+            <w:pPr>
+              <w:jc w:val="center"/>
+              <w:rPr>
+                <w:szCs w:val="20"/>
+              </w:rPr>
+            </w:pPr>
+            <w:r>
+              <w:rPr>
+                <w:szCs w:val="20"/>
+              </w:rPr>
+              <w:t>1.0</w:t>
+            </w:r>
+          </w:p>
+        </w:tc>
+        <w:tc>
+          <w:tcPr>
+            <w:tcW w:w="6143" w:type="dxa"/>
+          </w:tcPr>
+          <w:p>
+            <w:pPr>
+              <w:pStyle w:val="ListParagraph"/>
+              <w:numPr>
+                <w:ilvl w:val="0"/>
+                <w:numId w:val="4"/>
+              </w:numPr>
+            </w:pPr>
+            <w:r>
+              <w:t>Initial Release</w:t>
+            </w:r>
+          </w:p>
+        </w:tc>
+        <w:tc>
+          <w:tcPr>
+            <w:tcW w:w="1976" w:type="dxa"/>
+          </w:tcPr>
+          <w:p>
+            <w:r>
+              <w:t>JG</w:t>
+            </w:r>
+            <w:r>
+              <w:t xml:space="preserve"> – </w:t>
+            </w:r>
+            <w:r>
+              <w:t>9</w:t>
+            </w:r>
+            <w:r>
+              <w:t>/</w:t>
+            </w:r>
+            <w:r>
+              <w:t>1</w:t>
+            </w:r>
+            <w:r>
+              <w:t>/2</w:t>
+            </w:r>
+            <w:r>
+              <w:t>5</w:t>
+            </w:r>
+          </w:p>
+        </w:tc>
+      </w:tr>
+    </w:tbl>
+    <w:p>
+      <w:pPr>
         <w:rPr>
           <w:sz w:val="28"/>
           <w:szCs w:val="28"/>
         </w:rPr>
       </w:pPr>
-      <w:r>
+    </w:p>
+    <w:p>
+      <w:pPr>
         <w:rPr>
           <w:sz w:val="28"/>
           <w:szCs w:val="28"/>
         </w:rPr>
-        <w:t>3MF Editor Build Instructions</w:t>
-      </w:r>
+      </w:pPr>
       <w:r>
         <w:rPr>
           <w:sz w:val="28"/>
           <w:szCs w:val="28"/>
         </w:rPr>
+        <w:br w:type="page"/>
+      </w:r>
+    </w:p>
+    <w:p>
+      <w:pPr>
+        <w:pStyle w:val="Heading1"/>
+      </w:pPr>
+      <w:bookmarkStart w:id="0" w:name="_Hlk209428942"/>
+      <w:r>
+        <w:lastRenderedPageBreak/>
+        <w:t>3MF Editor Build Instructions</w:t>
+      </w:r>
+      <w:r>
         <w:t xml:space="preserve"> for </w:t>
       </w:r>
-      <w:r>
-        <w:rPr>
-          <w:sz w:val="28"/>
-          <w:szCs w:val="28"/>
-        </w:rPr>
+      <w:proofErr w:type="spellStart"/>
+      <w:r>
         <w:t>VSCode</w:t>
       </w:r>
-      <w:r>
-        <w:rPr>
-          <w:sz w:val="28"/>
-          <w:szCs w:val="28"/>
-        </w:rPr>
+      <w:proofErr w:type="spellEnd"/>
+      <w:r>
         <w:t xml:space="preserve"> IDE</w:t>
       </w:r>
     </w:p>
+    <w:bookmarkEnd w:id="0"/>
     <w:p>
       <w:r>
         <w:t>Prerequisites:</w:t>
@@ -75,8 +330,13 @@
           <w:numId w:val="1"/>
         </w:numPr>
       </w:pPr>
-      <w:r>
-        <w:t xml:space="preserve">VSCode </w:t>
+      <w:proofErr w:type="spellStart"/>
+      <w:r>
+        <w:t>VSCode</w:t>
+      </w:r>
+      <w:proofErr w:type="spellEnd"/>
+      <w:r>
+        <w:t xml:space="preserve"> </w:t>
       </w:r>
       <w:r>
         <w:t xml:space="preserve">with </w:t>
@@ -111,8 +371,13 @@
         <w:t>ditor</w:t>
       </w:r>
       <w:r>
-        <w:t xml:space="preserve"> from Github</w:t>
-      </w:r>
+        <w:t xml:space="preserve"> from </w:t>
+      </w:r>
+      <w:proofErr w:type="spellStart"/>
+      <w:r>
+        <w:t>Github</w:t>
+      </w:r>
+      <w:proofErr w:type="spellEnd"/>
       <w:r>
         <w:t>.</w:t>
       </w:r>
@@ -128,9 +393,11 @@
       <w:r>
         <w:t xml:space="preserve">From the </w:t>
       </w:r>
+      <w:proofErr w:type="spellStart"/>
       <w:r>
         <w:t>VSCode</w:t>
       </w:r>
+      <w:proofErr w:type="spellEnd"/>
       <w:r>
         <w:t xml:space="preserve"> File menu, select </w:t>
       </w:r>
@@ -329,7 +596,23 @@
         <w:t xml:space="preserve">Select the main class </w:t>
       </w:r>
       <w:r>
-        <w:t>in the center above of VSCode:</w:t>
+        <w:t xml:space="preserve">in the center </w:t>
+      </w:r>
+      <w:proofErr w:type="gramStart"/>
+      <w:r>
+        <w:t>above of</w:t>
+      </w:r>
+      <w:proofErr w:type="gramEnd"/>
+      <w:r>
+        <w:t xml:space="preserve"> </w:t>
+      </w:r>
+      <w:proofErr w:type="spellStart"/>
+      <w:r>
+        <w:t>VSCode</w:t>
+      </w:r>
+      <w:proofErr w:type="spellEnd"/>
+      <w:r>
+        <w:t>:</w:t>
       </w:r>
     </w:p>
     <w:p>
@@ -386,7 +669,15 @@
         </w:numPr>
       </w:pPr>
       <w:r>
-        <w:t>Select all the run time elements</w:t>
+        <w:t xml:space="preserve">Select all </w:t>
+      </w:r>
+      <w:proofErr w:type="gramStart"/>
+      <w:r>
+        <w:t>the run</w:t>
+      </w:r>
+      <w:proofErr w:type="gramEnd"/>
+      <w:r>
+        <w:t xml:space="preserve"> time elements</w:t>
       </w:r>
       <w:r>
         <w:t xml:space="preserve"> and click OK</w:t>
@@ -612,6 +903,119 @@
     </w:lvl>
   </w:abstractNum>
   <w:abstractNum w:abstractNumId="1" w15:restartNumberingAfterBreak="0">
+    <w:nsid w:val="0AE63876"/>
+    <w:multiLevelType w:val="hybridMultilevel"/>
+    <w:tmpl w:val="C5828528"/>
+    <w:lvl w:ilvl="0" w:tplc="04090001">
+      <w:start w:val="1"/>
+      <w:numFmt w:val="bullet"/>
+      <w:lvlText w:val=""/>
+      <w:lvlJc w:val="left"/>
+      <w:pPr>
+        <w:ind w:left="630" w:hanging="360"/>
+      </w:pPr>
+      <w:rPr>
+        <w:rFonts w:ascii="Symbol" w:hAnsi="Symbol" w:hint="default"/>
+      </w:rPr>
+    </w:lvl>
+    <w:lvl w:ilvl="1" w:tplc="04090003">
+      <w:start w:val="1"/>
+      <w:numFmt w:val="bullet"/>
+      <w:lvlText w:val="o"/>
+      <w:lvlJc w:val="left"/>
+      <w:pPr>
+        <w:ind w:left="1440" w:hanging="360"/>
+      </w:pPr>
+      <w:rPr>
+        <w:rFonts w:ascii="Courier New" w:hAnsi="Courier New" w:cs="Courier New" w:hint="default"/>
+      </w:rPr>
+    </w:lvl>
+    <w:lvl w:ilvl="2" w:tplc="04090005">
+      <w:start w:val="1"/>
+      <w:numFmt w:val="bullet"/>
+      <w:lvlText w:val=""/>
+      <w:lvlJc w:val="left"/>
+      <w:pPr>
+        <w:ind w:left="2160" w:hanging="360"/>
+      </w:pPr>
+      <w:rPr>
+        <w:rFonts w:ascii="Wingdings" w:hAnsi="Wingdings" w:hint="default"/>
+      </w:rPr>
+    </w:lvl>
+    <w:lvl w:ilvl="3" w:tplc="04090001" w:tentative="1">
+      <w:start w:val="1"/>
+      <w:numFmt w:val="bullet"/>
+      <w:lvlText w:val=""/>
+      <w:lvlJc w:val="left"/>
+      <w:pPr>
+        <w:ind w:left="2880" w:hanging="360"/>
+      </w:pPr>
+      <w:rPr>
+        <w:rFonts w:ascii="Symbol" w:hAnsi="Symbol" w:hint="default"/>
+      </w:rPr>
+    </w:lvl>
+    <w:lvl w:ilvl="4" w:tplc="04090003" w:tentative="1">
+      <w:start w:val="1"/>
+      <w:numFmt w:val="bullet"/>
+      <w:lvlText w:val="o"/>
+      <w:lvlJc w:val="left"/>
+      <w:pPr>
+        <w:ind w:left="3600" w:hanging="360"/>
+      </w:pPr>
+      <w:rPr>
+        <w:rFonts w:ascii="Courier New" w:hAnsi="Courier New" w:cs="Courier New" w:hint="default"/>
+      </w:rPr>
+    </w:lvl>
+    <w:lvl w:ilvl="5" w:tplc="04090005" w:tentative="1">
+      <w:start w:val="1"/>
+      <w:numFmt w:val="bullet"/>
+      <w:lvlText w:val=""/>
+      <w:lvlJc w:val="left"/>
+      <w:pPr>
+        <w:ind w:left="4320" w:hanging="360"/>
+      </w:pPr>
+      <w:rPr>
+        <w:rFonts w:ascii="Wingdings" w:hAnsi="Wingdings" w:hint="default"/>
+      </w:rPr>
+    </w:lvl>
+    <w:lvl w:ilvl="6" w:tplc="04090001" w:tentative="1">
+      <w:start w:val="1"/>
+      <w:numFmt w:val="bullet"/>
+      <w:lvlText w:val=""/>
+      <w:lvlJc w:val="left"/>
+      <w:pPr>
+        <w:ind w:left="5040" w:hanging="360"/>
+      </w:pPr>
+      <w:rPr>
+        <w:rFonts w:ascii="Symbol" w:hAnsi="Symbol" w:hint="default"/>
+      </w:rPr>
+    </w:lvl>
+    <w:lvl w:ilvl="7" w:tplc="04090003" w:tentative="1">
+      <w:start w:val="1"/>
+      <w:numFmt w:val="bullet"/>
+      <w:lvlText w:val="o"/>
+      <w:lvlJc w:val="left"/>
+      <w:pPr>
+        <w:ind w:left="5760" w:hanging="360"/>
+      </w:pPr>
+      <w:rPr>
+        <w:rFonts w:ascii="Courier New" w:hAnsi="Courier New" w:cs="Courier New" w:hint="default"/>
+      </w:rPr>
+    </w:lvl>
+    <w:lvl w:ilvl="8" w:tplc="04090005" w:tentative="1">
+      <w:start w:val="1"/>
+      <w:numFmt w:val="bullet"/>
+      <w:lvlText w:val=""/>
+      <w:lvlJc w:val="left"/>
+      <w:pPr>
+        <w:ind w:left="6480" w:hanging="360"/>
+      </w:pPr>
+      <w:rPr>
+        <w:rFonts w:ascii="Wingdings" w:hAnsi="Wingdings" w:hint="default"/>
+      </w:rPr>
+    </w:lvl>
+  </w:abstractNum>
+  <w:abstractNum w:abstractNumId="2" w15:restartNumberingAfterBreak="0">
     <w:nsid w:val="393B48CF"/>
     <w:multiLevelType w:val="hybridMultilevel"/>
     <w:tmpl w:val="F4CA7FB2"/>
@@ -724,7 +1128,7 @@
       </w:rPr>
     </w:lvl>
   </w:abstractNum>
-  <w:abstractNum w:abstractNumId="2" w15:restartNumberingAfterBreak="0">
+  <w:abstractNum w:abstractNumId="3" w15:restartNumberingAfterBreak="0">
     <w:nsid w:val="5A524101"/>
     <w:multiLevelType w:val="hybridMultilevel"/>
     <w:tmpl w:val="E7682AD8"/>
@@ -838,12 +1242,15 @@
     </w:lvl>
   </w:abstractNum>
   <w:num w:numId="1" w16cid:durableId="1000233383">
-    <w:abstractNumId w:val="2"/>
+    <w:abstractNumId w:val="3"/>
   </w:num>
   <w:num w:numId="2" w16cid:durableId="136653437">
     <w:abstractNumId w:val="0"/>
   </w:num>
   <w:num w:numId="3" w16cid:durableId="2146463530">
+    <w:abstractNumId w:val="2"/>
+  </w:num>
+  <w:num w:numId="4" w16cid:durableId="1075008583">
     <w:abstractNumId w:val="1"/>
   </w:num>
 </w:numbering>
@@ -1021,7 +1428,7 @@
     <w:lsdException w:name="Table Web 2" w:semiHidden="1" w:unhideWhenUsed="1"/>
     <w:lsdException w:name="Table Web 3" w:semiHidden="1" w:unhideWhenUsed="1"/>
     <w:lsdException w:name="Balloon Text" w:semiHidden="1" w:unhideWhenUsed="1"/>
-    <w:lsdException w:name="Table Grid" w:uiPriority="59"/>
+    <w:lsdException w:name="Table Grid" w:uiPriority="39"/>
     <w:lsdException w:name="Table Theme" w:semiHidden="1" w:unhideWhenUsed="1"/>
     <w:lsdException w:name="Placeholder Text" w:semiHidden="1"/>
     <w:lsdException w:name="No Spacing" w:uiPriority="1" w:qFormat="1"/>
@@ -1247,12 +1654,32 @@
   <w:style w:type="paragraph" w:default="1" w:styleId="Normal">
     <w:name w:val="Normal"/>
     <w:qFormat/>
-    <w:rsid w:val="00E62B86"/>
+    <w:rsid w:val="00FB28C1"/>
+  </w:style>
+  <w:style w:type="paragraph" w:styleId="Heading1">
+    <w:name w:val="heading 1"/>
+    <w:basedOn w:val="Normal"/>
+    <w:next w:val="Normal"/>
+    <w:link w:val="Heading1Char"/>
+    <w:uiPriority w:val="9"/>
+    <w:qFormat/>
+    <w:rsid w:val="00B148DF"/>
+    <w:pPr>
+      <w:keepNext/>
+      <w:keepLines/>
+      <w:spacing w:before="240" w:after="0"/>
+      <w:outlineLvl w:val="0"/>
+    </w:pPr>
+    <w:rPr>
+      <w:rFonts w:asciiTheme="majorHAnsi" w:eastAsiaTheme="majorEastAsia" w:hAnsiTheme="majorHAnsi" w:cstheme="majorBidi"/>
+      <w:color w:val="365F91" w:themeColor="accent1" w:themeShade="BF"/>
+      <w:sz w:val="32"/>
+      <w:szCs w:val="32"/>
+    </w:rPr>
   </w:style>
   <w:style w:type="character" w:default="1" w:styleId="DefaultParagraphFont">
     <w:name w:val="Default Paragraph Font"/>
     <w:uiPriority w:val="1"/>
-    <w:semiHidden/>
     <w:unhideWhenUsed/>
   </w:style>
   <w:style w:type="table" w:default="1" w:styleId="TableNormal">
@@ -1286,6 +1713,38 @@
       <w:ind w:left="720"/>
       <w:contextualSpacing/>
     </w:pPr>
+  </w:style>
+  <w:style w:type="table" w:styleId="TableGrid">
+    <w:name w:val="Table Grid"/>
+    <w:basedOn w:val="TableNormal"/>
+    <w:uiPriority w:val="39"/>
+    <w:rsid w:val="00FB28C1"/>
+    <w:pPr>
+      <w:spacing w:after="0" w:line="240" w:lineRule="auto"/>
+    </w:pPr>
+    <w:tblPr>
+      <w:tblBorders>
+        <w:top w:val="single" w:sz="4" w:space="0" w:color="auto"/>
+        <w:left w:val="single" w:sz="4" w:space="0" w:color="auto"/>
+        <w:bottom w:val="single" w:sz="4" w:space="0" w:color="auto"/>
+        <w:right w:val="single" w:sz="4" w:space="0" w:color="auto"/>
+        <w:insideH w:val="single" w:sz="4" w:space="0" w:color="auto"/>
+        <w:insideV w:val="single" w:sz="4" w:space="0" w:color="auto"/>
+      </w:tblBorders>
+    </w:tblPr>
+  </w:style>
+  <w:style w:type="character" w:customStyle="1" w:styleId="Heading1Char">
+    <w:name w:val="Heading 1 Char"/>
+    <w:basedOn w:val="DefaultParagraphFont"/>
+    <w:link w:val="Heading1"/>
+    <w:uiPriority w:val="9"/>
+    <w:rsid w:val="00B148DF"/>
+    <w:rPr>
+      <w:rFonts w:asciiTheme="majorHAnsi" w:eastAsiaTheme="majorEastAsia" w:hAnsiTheme="majorHAnsi" w:cstheme="majorBidi"/>
+      <w:color w:val="365F91" w:themeColor="accent1" w:themeShade="BF"/>
+      <w:sz w:val="32"/>
+      <w:szCs w:val="32"/>
+    </w:rPr>
   </w:style>
 </w:styles>
 </file>
